--- a/docs/SRS_HMS.docx
+++ b/docs/SRS_HMS.docx
@@ -749,6 +749,11 @@
         </w:rPr>
         <w:t xml:space="preserve">Project team and project guide/instructor.</w:t>
       </w:r>
+      <w:r>
+        <w:rPr>
+          <w:rtl w:val="0"/>
+        </w:rPr>
+      </w:r>
     </w:p>
     <w:p>
       <w:pPr>
@@ -792,6 +797,11 @@
         </w:rPr>
         <w:t xml:space="preserve">Developer (Aditya), responsible for both frontend and backend.</w:t>
       </w:r>
+      <w:r>
+        <w:rPr>
+          <w:rtl w:val="0"/>
+        </w:rPr>
+      </w:r>
     </w:p>
     <w:p>
       <w:pPr>
@@ -835,6 +845,11 @@
         </w:rPr>
         <w:t xml:space="preserve">Tester (Shailaja) executes assigned tests and records results; QA Lead (Varshita) reviews test coverage and quality evidence.</w:t>
       </w:r>
+      <w:r>
+        <w:rPr>
+          <w:rtl w:val="0"/>
+        </w:rPr>
+      </w:r>
     </w:p>
     <w:p>
       <w:pPr>
@@ -877,6 +892,11 @@
           <w:rtl w:val="0"/>
         </w:rPr>
         <w:t xml:space="preserve">Users evaluating the requirements and working product.</w:t>
+      </w:r>
+      <w:r>
+        <w:rPr>
+          <w:rtl w:val="0"/>
+        </w:rPr>
       </w:r>
     </w:p>
     <w:p>
@@ -1485,6 +1505,11 @@
         </w:rPr>
         <w:t xml:space="preserve">Protect administrative actions with authentication/authorization if authentication is included in the agreed implementation; otherwise document this as a known limitation of the academic demo.</w:t>
       </w:r>
+      <w:r>
+        <w:rPr>
+          <w:rtl w:val="0"/>
+        </w:rPr>
+      </w:r>
     </w:p>
     <w:p>
       <w:pPr>
@@ -1528,6 +1553,11 @@
         </w:rPr>
         <w:t xml:space="preserve">Create, view, update, and search student records.</w:t>
       </w:r>
+      <w:r>
+        <w:rPr>
+          <w:rtl w:val="0"/>
+        </w:rPr>
+      </w:r>
     </w:p>
     <w:p>
       <w:pPr>
@@ -1571,6 +1601,11 @@
         </w:rPr>
         <w:t xml:space="preserve">Create and maintain hostel room records, including room number, capacity, and status.</w:t>
       </w:r>
+      <w:r>
+        <w:rPr>
+          <w:rtl w:val="0"/>
+        </w:rPr>
+      </w:r>
     </w:p>
     <w:p>
       <w:pPr>
@@ -1614,6 +1649,11 @@
         </w:rPr>
         <w:t xml:space="preserve">Show room availability and current occupancy.</w:t>
       </w:r>
+      <w:r>
+        <w:rPr>
+          <w:rtl w:val="0"/>
+        </w:rPr>
+      </w:r>
     </w:p>
     <w:p>
       <w:pPr>
@@ -1657,6 +1697,11 @@
         </w:rPr>
         <w:t xml:space="preserve">Allocate a student to an available room without exceeding room capacity.</w:t>
       </w:r>
+      <w:r>
+        <w:rPr>
+          <w:rtl w:val="0"/>
+        </w:rPr>
+      </w:r>
     </w:p>
     <w:p>
       <w:pPr>
@@ -1700,6 +1745,11 @@
         </w:rPr>
         <w:t xml:space="preserve">Prevent duplicate active room allocations for the same student.</w:t>
       </w:r>
+      <w:r>
+        <w:rPr>
+          <w:rtl w:val="0"/>
+        </w:rPr>
+      </w:r>
     </w:p>
     <w:p>
       <w:pPr>
@@ -1743,6 +1793,11 @@
         </w:rPr>
         <w:t xml:space="preserve">Record room changes and vacating/deallocation of a room.</w:t>
       </w:r>
+      <w:r>
+        <w:rPr>
+          <w:rtl w:val="0"/>
+        </w:rPr>
+      </w:r>
     </w:p>
     <w:p>
       <w:pPr>
@@ -1786,6 +1841,11 @@
         </w:rPr>
         <w:t xml:space="preserve">Optional extension only if approved: maintain basic hostel fee amount and payment status (Paid/Pending).</w:t>
       </w:r>
+      <w:r>
+        <w:rPr>
+          <w:rtl w:val="0"/>
+        </w:rPr>
+      </w:r>
     </w:p>
     <w:p>
       <w:pPr>
@@ -1829,6 +1889,11 @@
         </w:rPr>
         <w:t xml:space="preserve">Search and filter students, rooms, and allocations.</w:t>
       </w:r>
+      <w:r>
+        <w:rPr>
+          <w:rtl w:val="0"/>
+        </w:rPr>
+      </w:r>
     </w:p>
     <w:p>
       <w:pPr>
@@ -1871,6 +1936,11 @@
           <w:rtl w:val="0"/>
         </w:rPr>
         <w:t xml:space="preserve">Provide a summary of occupied and available rooms.</w:t>
+      </w:r>
+      <w:r>
+        <w:rPr>
+          <w:rtl w:val="0"/>
+        </w:rPr>
       </w:r>
     </w:p>
     <w:p>
@@ -2301,6 +2371,11 @@
         </w:rPr>
         <w:t xml:space="preserve">Web browser on a laptop or desktop; responsive layout is desirable.</w:t>
       </w:r>
+      <w:r>
+        <w:rPr>
+          <w:rtl w:val="0"/>
+        </w:rPr>
+      </w:r>
     </w:p>
     <w:p>
       <w:pPr>
@@ -2344,6 +2419,11 @@
         </w:rPr>
         <w:t xml:space="preserve">Development environment may use a local frontend and backend server.</w:t>
       </w:r>
+      <w:r>
+        <w:rPr>
+          <w:rtl w:val="0"/>
+        </w:rPr>
+      </w:r>
     </w:p>
     <w:p>
       <w:pPr>
@@ -2387,6 +2467,11 @@
         </w:rPr>
         <w:t xml:space="preserve">Database technology and deployment environment must be selected by the team and recorded in the SAD.</w:t>
       </w:r>
+      <w:r>
+        <w:rPr>
+          <w:rtl w:val="0"/>
+        </w:rPr>
+      </w:r>
     </w:p>
     <w:p>
       <w:pPr>
@@ -2430,6 +2515,11 @@
         </w:rPr>
         <w:t xml:space="preserve">GitHub repository used for source control, issues/backlog, pull requests, and sprint evidence.</w:t>
       </w:r>
+      <w:r>
+        <w:rPr>
+          <w:rtl w:val="0"/>
+        </w:rPr>
+      </w:r>
     </w:p>
     <w:p>
       <w:pPr>
@@ -2485,6 +2575,11 @@
         </w:rPr>
         <w:t xml:space="preserve">This is an academic mini-project; only sample/demo data should be used.</w:t>
       </w:r>
+      <w:r>
+        <w:rPr>
+          <w:rtl w:val="0"/>
+        </w:rPr>
+      </w:r>
     </w:p>
     <w:p>
       <w:pPr>
@@ -2528,6 +2623,11 @@
         </w:rPr>
         <w:t xml:space="preserve">The project team will agree on the technology stack before implementation.</w:t>
       </w:r>
+      <w:r>
+        <w:rPr>
+          <w:rtl w:val="0"/>
+        </w:rPr>
+      </w:r>
     </w:p>
     <w:p>
       <w:pPr>
@@ -2571,6 +2671,11 @@
         </w:rPr>
         <w:t xml:space="preserve">A room must have a positive capacity and occupancy must never exceed that capacity.</w:t>
       </w:r>
+      <w:r>
+        <w:rPr>
+          <w:rtl w:val="0"/>
+        </w:rPr>
+      </w:r>
     </w:p>
     <w:p>
       <w:pPr>
@@ -2614,6 +2719,11 @@
         </w:rPr>
         <w:t xml:space="preserve">Only authorized users should change allocation and administrative records.</w:t>
       </w:r>
+      <w:r>
+        <w:rPr>
+          <w:rtl w:val="0"/>
+        </w:rPr>
+      </w:r>
     </w:p>
     <w:p>
       <w:pPr>
@@ -2657,6 +2767,11 @@
         </w:rPr>
         <w:t xml:space="preserve">The project will be delivered in two sprints as specified in the course deliverables.</w:t>
       </w:r>
+      <w:r>
+        <w:rPr>
+          <w:rtl w:val="0"/>
+        </w:rPr>
+      </w:r>
     </w:p>
     <w:p>
       <w:pPr>
@@ -2700,6 +2815,11 @@
         </w:rPr>
         <w:t xml:space="preserve">Requirements may be refined in the backlog before Sprint 1; changes after sprint freeze must be documented.</w:t>
       </w:r>
+      <w:r>
+        <w:rPr>
+          <w:rtl w:val="0"/>
+        </w:rPr>
+      </w:r>
     </w:p>
     <w:p>
       <w:pPr>
@@ -2767,6 +2887,11 @@
         </w:rPr>
         <w:t xml:space="preserve">A dashboard showing total rooms, occupied rooms, available capacity, and student count.</w:t>
       </w:r>
+      <w:r>
+        <w:rPr>
+          <w:rtl w:val="0"/>
+        </w:rPr>
+      </w:r>
     </w:p>
     <w:p>
       <w:pPr>
@@ -2810,6 +2935,11 @@
         </w:rPr>
         <w:t xml:space="preserve">Student form with required-field validation and clear error messages.</w:t>
       </w:r>
+      <w:r>
+        <w:rPr>
+          <w:rtl w:val="0"/>
+        </w:rPr>
+      </w:r>
     </w:p>
     <w:p>
       <w:pPr>
@@ -2853,6 +2983,11 @@
         </w:rPr>
         <w:t xml:space="preserve">Room list showing room number, capacity, occupancy, and availability.</w:t>
       </w:r>
+      <w:r>
+        <w:rPr>
+          <w:rtl w:val="0"/>
+        </w:rPr>
+      </w:r>
     </w:p>
     <w:p>
       <w:pPr>
@@ -2896,6 +3031,11 @@
         </w:rPr>
         <w:t xml:space="preserve">Allocation form allowing an authorized user to select a student and a room.</w:t>
       </w:r>
+      <w:r>
+        <w:rPr>
+          <w:rtl w:val="0"/>
+        </w:rPr>
+      </w:r>
     </w:p>
     <w:p>
       <w:pPr>
@@ -2939,6 +3079,11 @@
         </w:rPr>
         <w:t xml:space="preserve">Search/filter controls and confirmation messages for create/update/deallocate actions.</w:t>
       </w:r>
+      <w:r>
+        <w:rPr>
+          <w:rtl w:val="0"/>
+        </w:rPr>
+      </w:r>
     </w:p>
     <w:p>
       <w:pPr>
@@ -2962,6 +3107,11 @@
           <w:rtl w:val="0"/>
         </w:rPr>
         <w:t xml:space="preserve">The expected implementation uses React.js → Express.js REST API → MongoDB. React must not connect directly to MongoDB. API routes will be documented in the SAD and kept consistent with the implemented code.</w:t>
+      </w:r>
+      <w:r>
+        <w:rPr>
+          <w:rtl w:val="0"/>
+        </w:rPr>
       </w:r>
     </w:p>
     <w:p>
@@ -6034,6 +6184,11 @@
         </w:rPr>
         <w:t xml:space="preserve">Confidentiality: student records must only be visible to users with appropriate access.</w:t>
       </w:r>
+      <w:r>
+        <w:rPr>
+          <w:rtl w:val="0"/>
+        </w:rPr>
+      </w:r>
     </w:p>
     <w:p>
       <w:pPr>
@@ -6076,6 +6231,11 @@
           <w:rtl w:val="0"/>
         </w:rPr>
         <w:t xml:space="preserve">Integrity: only authorized users may change student, room, fee, or allocation records.</w:t>
+      </w:r>
+      <w:r>
+        <w:rPr>
+          <w:rtl w:val="0"/>
+        </w:rPr>
       </w:r>
     </w:p>
     <w:tbl>
@@ -6681,6 +6841,11 @@
         </w:rPr>
         <w:t xml:space="preserve">All high-priority functional requirements implemented for the agreed MVP must have corresponding test cases.</w:t>
       </w:r>
+      <w:r>
+        <w:rPr>
+          <w:rtl w:val="0"/>
+        </w:rPr>
+      </w:r>
     </w:p>
     <w:p>
       <w:pPr>
@@ -6724,6 +6889,11 @@
         </w:rPr>
         <w:t xml:space="preserve">No known critical defect may remain in student creation, room capacity, or allocation workflows at final demonstration.</w:t>
       </w:r>
+      <w:r>
+        <w:rPr>
+          <w:rtl w:val="0"/>
+        </w:rPr>
+      </w:r>
     </w:p>
     <w:p>
       <w:pPr>
@@ -6767,6 +6937,11 @@
         </w:rPr>
         <w:t xml:space="preserve">The RTM must link each implemented requirement to design/module and test case IDs.</w:t>
       </w:r>
+      <w:r>
+        <w:rPr>
+          <w:rtl w:val="0"/>
+        </w:rPr>
+      </w:r>
     </w:p>
     <w:p>
       <w:pPr>
@@ -6810,6 +6985,11 @@
         </w:rPr>
         <w:t xml:space="preserve">The team must document any requirement not implemented and explain the deviation during the final demo, as required by the course deliverables.</w:t>
       </w:r>
+      <w:r>
+        <w:rPr>
+          <w:rtl w:val="0"/>
+        </w:rPr>
+      </w:r>
     </w:p>
     <w:p>
       <w:pPr>
@@ -6877,6 +7057,11 @@
         </w:rPr>
         <w:t xml:space="preserve">Administrator/Warden</w:t>
       </w:r>
+      <w:r>
+        <w:rPr>
+          <w:rtl w:val="0"/>
+        </w:rPr>
+      </w:r>
     </w:p>
     <w:p>
       <w:pPr>
@@ -6919,6 +7104,11 @@
           <w:rtl w:val="0"/>
         </w:rPr>
         <w:t xml:space="preserve">Student (only if student-facing access is implemented)</w:t>
+      </w:r>
+      <w:r>
+        <w:rPr>
+          <w:rtl w:val="0"/>
+        </w:rPr>
       </w:r>
     </w:p>
     <w:p>
@@ -8328,7 +8518,7 @@
               <w:rPr>
                 <w:rtl w:val="0"/>
               </w:rPr>
-              <w:t xml:space="preserve">TC-ROOM-004, TC-ALLOC-001, TC-ALLOC-006</w:t>
+              <w:t xml:space="preserve">TC-ROOM-004, TC-ROOM-007, TC-ALLOC-001, TC-ALLOC-004, TC-ALLOC-005, TC-ALLOC-006</w:t>
             </w:r>
           </w:p>
         </w:tc>
@@ -8390,7 +8580,7 @@
               <w:rPr>
                 <w:rtl w:val="0"/>
               </w:rPr>
-              <w:t xml:space="preserve">TC-ALLOC-001, TC-ALLOC-004</w:t>
+              <w:t xml:space="preserve">TC-ALLOC-001, TC-ALLOC-007</w:t>
             </w:r>
           </w:p>
         </w:tc>
@@ -8452,7 +8642,7 @@
               <w:rPr>
                 <w:rtl w:val="0"/>
               </w:rPr>
-              <w:t xml:space="preserve">TC-ALLOC-002</w:t>
+              <w:t xml:space="preserve">TC-ALLOC-002, TC-ALLOC-006</w:t>
             </w:r>
           </w:p>
         </w:tc>
@@ -8576,7 +8766,7 @@
               <w:rPr>
                 <w:rtl w:val="0"/>
               </w:rPr>
-              <w:t xml:space="preserve">TC-ALLOC-005</w:t>
+              <w:t xml:space="preserve">TC-ALLOC-004</w:t>
             </w:r>
           </w:p>
         </w:tc>
@@ -8638,7 +8828,7 @@
               <w:rPr>
                 <w:rtl w:val="0"/>
               </w:rPr>
-              <w:t xml:space="preserve">TC-ALLOC-006</w:t>
+              <w:t xml:space="preserve">TC-ALLOC-005</w:t>
             </w:r>
           </w:p>
         </w:tc>
@@ -9010,7 +9200,7 @@
               <w:rPr>
                 <w:rtl w:val="0"/>
               </w:rPr>
-              <w:t xml:space="preserve">TC-ALLOC-007 (if approved)</w:t>
+              <w:t xml:space="preserve">TC-HIST-001, if approved and implemented</w:t>
             </w:r>
           </w:p>
         </w:tc>
@@ -9838,6 +10028,11 @@
         </w:rPr>
         <w:t xml:space="preserve">Core MVP baseline: student records, room management, room allocation, room change/vacating, search/filter, and dashboard. Confirm whether fee tracking, student login/self-service, and allocation history will be added as optional extensions.</w:t>
       </w:r>
+      <w:r>
+        <w:rPr>
+          <w:rtl w:val="0"/>
+        </w:rPr>
+      </w:r>
     </w:p>
     <w:p>
       <w:pPr>
@@ -9881,6 +10076,11 @@
         </w:rPr>
         <w:t xml:space="preserve">Confirm the implementation stack and database before finalizing the SAD/API details; update the proposal if the team selects a different stack.</w:t>
       </w:r>
+      <w:r>
+        <w:rPr>
+          <w:rtl w:val="0"/>
+        </w:rPr>
+      </w:r>
     </w:p>
     <w:p>
       <w:pPr>
@@ -9923,6 +10123,11 @@
           <w:rtl w:val="0"/>
         </w:rPr>
         <w:t xml:space="preserve">Confirm whether the instructor requires any additional UML diagrams beyond the two use-case diagrams embedded here.</w:t>
+      </w:r>
+      <w:r>
+        <w:rPr>
+          <w:rtl w:val="0"/>
+        </w:rPr>
       </w:r>
     </w:p>
     <w:p>
